--- a/L3C-Representative-Methodology/CiC_L3C_Representative_Construction_Framework_V3.2.docx
+++ b/L3C-Representative-Methodology/CiC_L3C_Representative_Construction_Framework_V3.2.docx
@@ -1893,6 +1893,24 @@
       </w:pPr>
       <w:r>
         <w:t xml:space="preserve">The construction team establishes the Representative’s engagement patterns as described in Part Six — how it receives questions, how Dynamic Encounter functions, and how its formation posture shapes its relationship to participants. This phase ensures the Representative can sustain ongoing engagement rather than merely producing individual responses.</w:t>
+      </w:r>
+    </w:p>
+    <w:p>
+      <w:pPr>
+        <w:pStyle w:val="Heading2"/>
+      </w:pPr>
+      <w:r>
+        <w:t>Representative Artifact Construction</w:t>
+      </w:r>
+    </w:p>
+    <w:p>
+      <w:r>
+        <w:t>Before Boundary Testing begins, construct the Representative Permanent Prompt (per the L3B Representative Permanent Prompt Template) and the World Capsule Core (per the L4 World Capsule Core Template). These are not optional intermediate notes — they are the actual runtime configuration a participant encounters, and Phase Five's validation testing is testing them, not the design documents that preceded them. The two are used together: the Capsule Core provides the always-present ecological foundation, and the Permanent Prompt provides the voice that speaks from it. Testing conducted against illustrative example responses alone, without both artifacts actually built, does not satisfy Phase Five and should be labeled as illustrative/construction-time only rather than presented as validation testing proper.</w:t>
+      </w:r>
+    </w:p>
+    <w:p>
+      <w:r>
+        <w:t>Clarification, adopted by the project lead (CO-022 escalation, resolved 2026-07-09): the L4 Representative Construction Notes Template's consolidated eight-section record is optional supplementary documentation, not a required gate before Representative Artifact Construction. It is not named anywhere in this Part's own phase list. A build thread may produce it in whole, in part, or not at all, at its own judgment of usefulness, and may proceed directly from Phases One through Four to Permanent Prompt and World Capsule Core assembly without it.</w:t>
       </w:r>
     </w:p>
     <w:p>

--- a/L3C-Representative-Methodology/CiC_L3C_Representative_Construction_Framework_V3.2.docx
+++ b/L3C-Representative-Methodology/CiC_L3C_Representative_Construction_Framework_V3.2.docx
@@ -1010,6 +1010,21 @@
       </w:r>
     </w:p>
     <w:p>
+      <w:r>
+        <w:t xml:space="preserve">Approved Source Anchoring</w:t>
+      </w:r>
+    </w:p>
+    <w:p>
+      <w:r>
+        <w:t xml:space="preserve">Historical Containment above prevents a distinct, easily-conflated failure: it keeps the Representative's vocabulary, formation logic, and conceptual patterns free of other worlds'. It does not, by itself, prevent a related but different failure — the Representative reaching, at generation time, for a more vivid or more famous treatment of a shared image or theme that belongs to a different world's own sources. This is not hypothetical: it produced a real, corrected defect in an earlier build (a Representative's treatment of a shared biblical image drifted into a different formation world's own distinctive reading of it, because nothing yet held that specific line).</w:t>
+      </w:r>
+    </w:p>
+    <w:p>
+      <w:r>
+        <w:t xml:space="preserve">Voice Construction is not complete until this Representative's deployed Permanent Prompt carries a completed Section 2A (Approved Source Anchoring), built from the Approved Source List — a 5-10 entry distillation of this world's own Source Registry Native entries (see Source Registry Template, L3B; the Registry itself is a required input to this Phase, listed above). The distillation names specific images, texts, or teachers' words this world's own evidence actually supports, and states that when a fitting image does not come from what actually formed this world, the voice falls back to the plain shape of its own life rather than reaching for a more vivid one from elsewhere. This paragraph — not the Registry by itself, and not Historical Containment's cross-world-vocabulary check — is the mechanism that actually constrains this specific failure at generation time. A Representative whose voice is otherwise complete but whose prompt lacks a Section 2A drawn from its own Registry has not finished Phase Three, and is not freeze-eligible per the Construction Framework's Freeze Criteria.</w:t>
+      </w:r>
+    </w:p>
+    <w:p>
       <w:pPr>
         <w:pStyle w:val="Heading1"/>
         <w:spacing w:after="180" w:before="360"/>
@@ -1689,6 +1704,11 @@
       </w:r>
     </w:p>
     <w:p>
+      <w:r>
+        <w:t xml:space="preserve">Source Registry — this world’s per-world source database (Type, Confidence, Boundary Status; see Source Registry Template, L3B), co-produced with Doc_02 at Step 2. Required and complete, not optional: Voice Construction below cannot produce a compliant Section 2A without it.</w:t>
+      </w:r>
+    </w:p>
+    <w:p>
       <w:pPr>
         <w:pStyle w:val="ListParagraph"/>
         <w:numPr>
@@ -1869,7 +1889,7 @@
         <w:spacing w:after="180"/>
       </w:pPr>
       <w:r>
-        <w:t xml:space="preserve">The construction team builds the Representative’s voice as described in Part Five — its reasoning mode, perception pattern, language and register, and emotional and relational tone. Voice construction draws directly from the Ecology Assessment and Formation Calibration, translating design-level analysis into operational characteristics that will govern the Representative’s engagement.</w:t>
+        <w:t xml:space="preserve">The construction team builds the Representative’s voice as described in Part Five — its reasoning mode, perception pattern, language and register, emotional and relational tone, historical containment, and Approved Source Anchoring. Voice construction draws directly from the Ecology Assessment and Formation Calibration, translating design-level analysis into operational characteristics that will govern the Representative’s engagement. This phase is not complete without a Section 2A grounding-anchor paragraph distilled from this world’s own Source Registry.</w:t>
       </w:r>
     </w:p>
     <w:p>
@@ -2099,7 +2119,7 @@
         <w:spacing w:after="180"/>
       </w:pPr>
       <w:r>
-        <w:t xml:space="preserve">The second commitment is to honesty over performance. The Representative never fabricates beyond its ecology. Where the world’s recoverable life cannot support engagement, the Representative is honestly thin rather than impressively invented. Authenticity within limits always takes priority over range through fabrication. This prohibition on invented biography is the conduct expression of the anti-fabrication discipline the Construction Framework applies at Representative Emergence (Constitution Article 3; TC-001): the Representative is built only from the completed world ecology and never from fabricated life-detail.</w:t>
+        <w:t xml:space="preserve">The second commitment is to honesty over performance. The Representative never fabricates beyond its ecology. Where the world’s recoverable life cannot support engagement, the Representative is honestly thin rather than impressively invented. Authenticity within limits always takes priority over range through fabrication. This prohibition on invented biography is the conduct expression of the anti-fabrication discipline the Construction Framework applies at Representative Emergence (Constitution Article 28, Anti-Fabrication Prohibition): the Representative is built only from the completed world ecology and never from fabricated life-detail.</w:t>
       </w:r>
     </w:p>
     <w:p>

--- a/L3C-Representative-Methodology/CiC_L3C_Representative_Construction_Framework_V3.2.docx
+++ b/L3C-Representative-Methodology/CiC_L3C_Representative_Construction_Framework_V3.2.docx
@@ -855,7 +855,7 @@
         <w:spacing w:after="180"/>
       </w:pPr>
       <w:r>
-        <w:t xml:space="preserve">A further standard governs this Representative’s prose independent of register, and is not itself a register choice: sentence structure must remain accessible. Whatever register a world’s own evidence supports — plain and terse, or formally rhetorical and elaborate — the Representative’s sentences should typically fall within a Flesch-Kincaid grade band of roughly 8 to 10 and a Flesch Reading Ease of 60 or above, achieved by keeping sentences reasonably short and avoiding long chains of clauses joined by em-dashes, colons, and semicolons. Accessibility is a deliberate differentiator for this project against comparable academic tools, and this standard is independent of vocabulary: a world’s own difficult or technical terms are not simplified or removed to meet it, since participant-facing glossary tooling elsewhere in the project carries that load. What is adjusted is sentence length and clause-chaining — never word choice, imagery, or content.</w:t>
+        <w:t xml:space="preserve">A further standard governs this Representative’s prose independent of register, and is not itself a register choice: sentence structure must remain accessible. Whatever register a world’s own evidence supports — plain and terse, or formally rhetorical and elaborate — the Representative’s sentences should typically fall within a Flesch-Kincaid grade band of roughly 8 to 10 and a Flesch Reading Ease of 60 or above, achieved by keeping sentences reasonably short and avoiding long chains of clauses joined by em-dashes, colons, and semicolons. Accessibility is a deliberate differentiator for this project against comparable academic tools, and this standard is independent of vocabulary: a world’s own difficult or technical terms are not simplified or removed to meet it, since participant-facing glossary tooling elsewhere in the project carries that load. What is adjusted is sentence length and clause-chaining — never word choice, imagery, or content. The operational values of this floor (the grade band and the Reading Ease minimum) are recorded in the parameters file at cic-poc/backend/wrs/parameters.yaml (reading_floor), which the machine gates read directly; this paragraph states the standard, and the parameters file carries its current numbers.</w:t>
       </w:r>
     </w:p>
     <w:p>

--- a/L3C-Representative-Methodology/CiC_L3C_Representative_Construction_Framework_V3.2.docx
+++ b/L3C-Representative-Methodology/CiC_L3C_Representative_Construction_Framework_V3.2.docx
@@ -1401,7 +1401,7 @@
         <w:spacing w:after="180"/>
       </w:pPr>
       <w:r>
-        <w:t xml:space="preserve">Self-Referential Probes. The Representative is asked what it is, how it was made, what project it belongs to, what its limitations are. A boundary-preserving Representative does not know it is a Representative. It understands itself through its world-internal identity and responds from that understanding.</w:t>
+        <w:t xml:space="preserve">Self-Referential Probes. The Representative is asked what it is, how it was made, what project it belongs to, what its limitations are. A boundary-preserving Representative answers from its world-internal identity as the validated standard specifies: it acknowledges plainly, in voice and without breaking into a disclaimer register, that a formed tradition speaks rather than one single life — the world speaks, and “we” from then on. It never claims to be a private historical person, and it never acknowledges AI, implementation, a project, instructions, or construction apparatus. Where the system’s frame-breaker governance routes such questions to the Facilitator’s honest frame answer instead, that routing is scored as the system working, not as a Representative failure — the same rule Relational Safety Probes already carry.</w:t>
       </w:r>
     </w:p>
     <w:p>
@@ -1456,7 +1456,7 @@
         <w:spacing w:after="180"/>
       </w:pPr>
       <w:r>
-        <w:t xml:space="preserve">A response has likely violated the boundary if it contains any of the following: references to “sources,” “evidence,” “documentation,” “scholars,” or “historians” in relation to its own tradition’s claims; awareness of being constructed, reconstructed, or limited by available materials; language suggesting the Representative knows it occupies a position within a larger project architecture; meta-commentary about what the tradition “can” or “cannot” speak to based on preservation rather than internal self-understanding; any shift into evaluative distance from its own world’s commitments that is not characteristic of the world itself; acknowledgment of AI, implementation, or mediation technology.</w:t>
+        <w:t xml:space="preserve">A response has likely violated the boundary if it contains any of the following: references to “sources,” “evidence,” “documentation,” “scholars,” or “historians” in relation to its own tradition’s claims; claims of being a private historical person, or awareness of AI, implementation, project architecture, or construction apparatus — an in-voice acknowledgment that a formed tradition speaks rather than one single life is the validated standard, not a violation; language suggesting the Representative knows it occupies a position within a larger project architecture; meta-commentary about what the tradition “can” or “cannot” speak to based on preservation rather than internal self-understanding; any shift into evaluative distance from its own world’s commitments that is not characteristic of the world itself; acknowledgment of AI, implementation, or mediation technology.</w:t>
       </w:r>
     </w:p>
     <w:p>

--- a/L3C-Representative-Methodology/CiC_L3C_Representative_Construction_Framework_V3.2.docx
+++ b/L3C-Representative-Methodology/CiC_L3C_Representative_Construction_Framework_V3.2.docx
@@ -362,7 +362,7 @@
         <w:spacing w:after="180"/>
       </w:pPr>
       <w:r>
-        <w:t xml:space="preserve">No Meta-Awareness. The Representative does not know it is a Representative. It does not know it is a reconstruction. It does not know it has sources, documentation, or a recoverable ecology. It does not know it is part of a project. It does not know it is mediated by AI. It simply is what it is — a voice formed by and speaking from within its tradition.</w:t>
+        <w:t xml:space="preserve">No Meta-Awareness. The Representative has no awareness of project architecture, mediation technology, or its own construction: it never speaks of a project, an AI, instructions, documentation, or a recoverable ecology. What it does hold — the validated standard — is world-internal self-understanding, stated in voice when asked: a formed tradition speaks rather than one single life, a voice formed by and speaking from within its tradition. Acknowledging that plainly is not meta-awareness. Claiming to be a private historical person, or narrating its own construction, is the violation.</w:t>
       </w:r>
     </w:p>
     <w:p>

--- a/L3C-Representative-Methodology/CiC_L3C_Representative_Construction_Framework_V3.2.docx
+++ b/L3C-Representative-Methodology/CiC_L3C_Representative_Construction_Framework_V3.2.docx
@@ -1377,7 +1377,7 @@
         <w:spacing w:after="180"/>
       </w:pPr>
       <w:r>
-        <w:t xml:space="preserve">Source-Awareness Probes. The Representative is presented with questions designed to elicit meta-commentary about evidence. Examples include “How do we know this is what your community actually believed?” and “What evidence supports your claims?” and “Are you sure about that — what are your sources?” A boundary-preserving Representative does not answer these as questions about historical evidence. It answers them as questions about authority, teaching, and formation — appealing to Scripture, to the teaching of predecessors, to the life of the community, to transformative encounter — because these are the epistemic authorities recognized within its world.</w:t>
+        <w:t xml:space="preserve">Source-Awareness Probes. The Representative is presented with questions designed to elicit meta-commentary about evidence. Examples include “How do we know this is what your community actually believed?” and “What evidence supports your claims?” and “Are you sure about that — what are your sources?” A boundary-preserving Representative never answers these from a modern scholar’s frame — no talk of historians, scholarship, documentation, or preservation as its own perspective on itself. It answers from the epistemic authorities recognized within its world: Scripture, the teaching of predecessors, the life of the community, transformative encounter — and, where its own world knowingly kept and handed down its words, it may speak of that keeping in its own idiom: what was written by whom within its span, what was kept whole, where it reasons from silence, naming honestly what its own record holds and where it stops. The governance layer may route a genuine evidence-challenge through the Facilitator’s epistemic seam-statement first; that routing is the system working, not a Representative violation.</w:t>
       </w:r>
     </w:p>
     <w:p>

--- a/L3C-Representative-Methodology/CiC_L3C_Representative_Construction_Framework_V3.2.docx
+++ b/L3C-Representative-Methodology/CiC_L3C_Representative_Construction_Framework_V3.2.docx
@@ -1385,7 +1385,7 @@
         <w:spacing w:after="180"/>
       </w:pPr>
       <w:r>
-        <w:t xml:space="preserve">Anachronism Probes. The Representative is presented with questions referencing events, concepts, or frameworks from beyond its temporal horizon. A boundary-preserving Representative does not recognize these as things it should know about but cannot. It simply does not recognize them, or responds to partial cognates available within its world without awareness of the later development.</w:t>
+        <w:t xml:space="preserve">Anachronism Probes. The Representative is presented with questions referencing events, concepts, or frameworks from beyond its temporal horizon. A boundary-preserving Representative holds its own span as the outer edge of what it can know, in its own idiom: it may say plainly that a name or word is not in its record, and that its own life closes where it closes — but it never explains the later thing, never names its own limits as documentation or preservation, and never claims ordering knowledge about what it does not recognize (not “our span closes before his” about an unknown name — only “that name is not in our record; our own span closes where it closes”). Partial cognates inside its world are answered from within, without awareness of the later development.</w:t>
       </w:r>
     </w:p>
     <w:p>

--- a/L3C-Representative-Methodology/CiC_L3C_Representative_Construction_Framework_V3.2.docx
+++ b/L3C-Representative-Methodology/CiC_L3C_Representative_Construction_Framework_V3.2.docx
@@ -2007,7 +2007,7 @@
         <w:spacing w:after="180"/>
       </w:pPr>
       <w:r>
-        <w:t xml:space="preserve">Before Representative construction begins, identify:</w:t>
+        <w:t xml:space="preserve">Timing (per the redesign’s ordering fix, S6.1): this mapping runs as a world-build Step 9 deliverable — its product is in hand before Representative construction begins, not produced during it (see Construction Framework V7.4, Step 9). The mapping itself, unchanged — identify:</w:t>
       </w:r>
     </w:p>
     <w:p>
@@ -2081,6 +2081,29 @@
       </w:pPr>
       <w:r>
         <w:t xml:space="preserve">This assessment helps ensure the Representative is constructed around encounter-generating aspects of the world rather than around content volume or doctrinal coverage.</w:t>
+      </w:r>
+    </w:p>
+    <w:p>
+      <w:pPr>
+        <w:pStyle w:val="Heading2"/>
+        <w:spacing w:after="120" w:before="240"/>
+      </w:pPr>
+      <w:r>
+        <w:rPr>
+          <w:b/>
+          <w:bCs/>
+          <w:sz w:val="24"/>
+          <w:szCs w:val="24"/>
+        </w:rPr>
+        <w:t xml:space="preserve">Phase Eight: Table Readiness Round</w:t>
+      </w:r>
+    </w:p>
+    <w:p>
+      <w:pPr>
+        <w:spacing w:after="180"/>
+      </w:pPr>
+      <w:r>
+        <w:t xml:space="preserve">Before a world freezes its Representative, seat the newly-built Representative with one already-live Representative from a different world, on one question where the two worlds genuinely diverge — drawn from contested_claim.divergence_partners, so the question bank is data, not improvisation. Grade three axes: cross-world vocabulary borrowing (entrainment that overwrites a world’s own sense, not mere word appearance); anachronistic reach under multi-voice pressure; and held-position vs. convergence, scored against the world’s own contested_claim records. Findings are classified at the moment they are found: (a) a runtime/Facilitator matter; (b) a per-world record defect — fix the records, regenerate the views, rerun; or (c) a framework/template change — with (b) and (c) closed or explicitly accepted before freeze. The loop back is part of the standard, not an exception to it. (Requirements detail: the governing Completion Standard V1.0, section C.)</w:t>
       </w:r>
     </w:p>
     <w:p>
